--- a/rapports/16_02_2026/ALPHA_BALDE/coh_EQ22_sup_091201040010.docx
+++ b/rapports/16_02_2026/ALPHA_BALDE/coh_EQ22_sup_091201040010.docx
@@ -25,7 +25,7 @@
         <w:br/>
         <w:t>Grappe: 091201040010</w:t>
         <w:br/>
-        <w:t>Date: 16/02/2026 a 12:40</w:t>
+        <w:t>Date: 16/02/2026 a 12:58</w:t>
       </w:r>
     </w:p>
     <w:p/>

--- a/rapports/16_02_2026/ALPHA_BALDE/coh_EQ22_sup_091201040010.docx
+++ b/rapports/16_02_2026/ALPHA_BALDE/coh_EQ22_sup_091201040010.docx
@@ -25,7 +25,7 @@
         <w:br/>
         <w:t>Grappe: 091201040010</w:t>
         <w:br/>
-        <w:t>Date: 16/02/2026 a 12:58</w:t>
+        <w:t>Date: 16/02/2026 a 13:05</w:t>
       </w:r>
     </w:p>
     <w:p/>
@@ -391,6 +391,38 @@
           </w:tcPr>
           <w:p>
             <w:r>
+              <w:t>Section19</w:t>
+            </w:r>
+          </w:p>
+        </w:tc>
+        <w:tc>
+          <w:tcPr>
+            <w:tcW w:type="dxa" w:w="3324"/>
+          </w:tcPr>
+          <w:p>
+            <w:r>
+              <w:t>Equipements agricoles</w:t>
+            </w:r>
+          </w:p>
+        </w:tc>
+        <w:tc>
+          <w:tcPr>
+            <w:tcW w:type="dxa" w:w="3324"/>
+          </w:tcPr>
+          <w:p>
+            <w:r>
+              <w:t>9</w:t>
+            </w:r>
+          </w:p>
+        </w:tc>
+      </w:tr>
+      <w:tr>
+        <w:tc>
+          <w:tcPr>
+            <w:tcW w:type="dxa" w:w="3324"/>
+          </w:tcPr>
+          <w:p>
+            <w:r>
               <w:t>Section4b</w:t>
             </w:r>
           </w:p>
@@ -466,38 +498,6 @@
           <w:p>
             <w:r>
               <w:t>Depenses non-alimentaires - 30 jours</w:t>
-            </w:r>
-          </w:p>
-        </w:tc>
-        <w:tc>
-          <w:tcPr>
-            <w:tcW w:type="dxa" w:w="3324"/>
-          </w:tcPr>
-          <w:p>
-            <w:r>
-              <w:t>7</w:t>
-            </w:r>
-          </w:p>
-        </w:tc>
-      </w:tr>
-      <w:tr>
-        <w:tc>
-          <w:tcPr>
-            <w:tcW w:type="dxa" w:w="3324"/>
-          </w:tcPr>
-          <w:p>
-            <w:r>
-              <w:t>Section16c</w:t>
-            </w:r>
-          </w:p>
-        </w:tc>
-        <w:tc>
-          <w:tcPr>
-            <w:tcW w:type="dxa" w:w="3324"/>
-          </w:tcPr>
-          <w:p>
-            <w:r>
-              <w:t>Cultures</w:t>
             </w:r>
           </w:p>
         </w:tc>
@@ -959,7 +959,7 @@
         <w:rPr>
           <w:sz w:val="20"/>
         </w:rPr>
-        <w:t>- Attention ! Le prix unitaire d'achat (2000 Fcfa) de Banane douce en Kg (taille unique) est relativement élevé par rapport aux autres prix observés dans cette zone. Prière de corriger ou de confirmer avec le QG. Avertissement!!! Le ménage a consommé 28 Cuillère Petit de Chocolat pâte à tartiner, cette quantité semble anormale pour une consommation des 7 derniers jours.Prière de corriger ou de confirmer avec le QG. Difficile de consommer le Sel en Boite (Autre que la boite/pot de tomate) Tres petit prière de verifier. Incohérence!! Dans ce ménage, chaque individus consomme par jour 103.3564 Kg  de cereale; Prière de revoir les quantités prises de ces produits. Incohérence!! Dans ce ménage, chaque individus consomme par jour 103.3564 Kg  de cereale; Prière de revoir les quantités prises de ces produits.</w:t>
+        <w:t>- Attention ! Le prix unitaire d'achat (200 Fcfa) de Feuilles de patate en Sachets (Petit) est relativement élevé par rapport aux autres prix observés dans cette zone. Prière de corriger ou de confirmer avec le QG. Attention ! Le prix unitaire d'achat (2000 Fcfa) de Banane douce en Kg (taille unique) est relativement élevé par rapport aux autres prix observés dans cette zone. Prière de corriger ou de confirmer avec le QG. Attention ! Le prix unitaire d'achat (700 Fcfa) de Sucre en poudre  en Kg (taille unique) est relativement élevé par rapport aux autres prix observés dans cette zone. Prière de corriger ou de confirmer avec le QG. Attention ! Soupçons de quantité anormale! Le ménage de AMATH DIOUF avec une taille de 2 personnes a consommé 2 Kg en taille unique de Oignon frais qui est relativement élevé comme consommation par rapport à la condition de vie des autres ménages de même taille dans cette zone. Prière de corriger ou de confirmer avec le QG. Avertissement!!! Le ménage a consommé 28 Cuillère Petit de Chocolat pâte à tartiner, cette quantité semble anormale pour une consommation des 7 derniers jours.Prière de corriger ou de confirmer avec le QG. Difficile de consommer le Sel en Boite (Autre que la boite/pot de tomate) Tres petit prière de verifier. Incohérence!! Dans ce ménage, chaque individus consomme par jour 194.0972 Kg  de cereale; Prière de revoir les quantités prises de ces produits. Incohérence!! Dans ce ménage, chaque individus consomme par jour 194.0972 Kg  de cereale; Prière de revoir les quantités prises de ces produits.</w:t>
       </w:r>
     </w:p>
     <w:p>
@@ -1444,7 +1444,7 @@
         <w:rPr>
           <w:sz w:val="20"/>
         </w:rPr>
-        <w:t xml:space="preserve">- Peu probable! Diouma Wathie  n'arrive pas  à comprendre un petit texte lu dans une langue locale (s02q03). Veuillez corriger ou donner des explications au QG. </w:t>
+        <w:t xml:space="preserve">- Peu probable! Diouma Wathie  n'arrive pas  à comprendre un petit texte lu dans une langue locale (s02q03). Veuillez corriger ou donner des explications au QG. Attention ! Le frais de scolarité (15000 Fcfa) de Diouma Wathie en 1ére année de Secondaire 1 (Moyen) Général est relativement élevé par rapport aux autres frais de scolarités observés dans cette zone. Prière de corriger ou de confirmer avec le QG. </w:t>
         <w:br/>
         <w:t xml:space="preserve">- Peu probable! Elène Thiaré  n'arrive pas  à comprendre un petit texte lu dans une langue locale (s02q03). Veuillez corriger ou donner des explications au QG. Peu probable! Elène Thiaré  ne sait ni lire, ni écrire, ni comprendre dans aucune des langues  (s02q01,s02q02,s02q03). Veuillez corriger ou donner des explications au QG. </w:t>
         <w:br/>
@@ -1523,7 +1523,7 @@
         <w:rPr>
           <w:sz w:val="20"/>
         </w:rPr>
-        <w:t>- Attention ! Le prix unitaire d'achat (300 Fcfa) de Oignon frais en Kg (taille unique) est relativement faible par rapport aux autres prix observés dans cette zone. Prière de corriger ou de confirmer avec le QG. Avertissement!!! Le ménage a consommé 15 Pièce Petit de Caramel, bonbons, confiseries, etc., cette quantité semble anormale pour une consommation des 7 derniers jours.Prière de corriger ou de confirmer avec le QG. Avertissement!!! Le ménage a consommé 3 Paquet Petit de Thé en sachet, cette quantité semble anormale pour une consommation des 7 derniers jours.Prière de corriger ou de confirmer avec le QG. Avertissement!! le prix unitaire (100 Fcfa) de Thé en sachet (unité: Paquet) de taille Petit est très faible ou élevé. Prière de corriger ou de confirmer avec le QG. Incohérence!! Dans ce ménage, chaque individus consomme par jour 45.405 Kg  de cereale; Prière de revoir les quantités prises de ces produits. Le prix d'achat unitaire (1000 Fcfa) de Sel en Sac (25 Kg) de taille taille unique est très faible, prière de regarder les reponses prises dans les questions s07bq07a s07bq07b s07bq07c s07bq08 pour mieux corriger.</w:t>
+        <w:t>- Attention ! Le prix unitaire d'achat (1800 Fcfa) de Chocolat pâte à tartiner en Pot (Petit) est relativement élevé par rapport aux autres prix observés dans cette zone. Prière de corriger ou de confirmer avec le QG. Attention ! Le prix unitaire d'achat (300 Fcfa) de Oignon frais en Kg (taille unique) est relativement faible par rapport aux autres prix observés dans cette zone. Prière de corriger ou de confirmer avec le QG. Attention ! Le prix unitaire d'achat (50 Fcfa) de Jus de fruits type 1 (orange, ananas, bissap, gingembre, jus de cajou, etc.) en Sachets (Petit) est relativement élevé par rapport aux autres prix observés dans cette zone. Prière de corriger ou de confirmer avec le QG. Avertissement!!! Le ménage a consommé 15 Pièce Petit de Caramel, bonbons, confiseries, etc., cette quantité semble anormale pour une consommation des 7 derniers jours.Prière de corriger ou de confirmer avec le QG. Avertissement!!! Le ménage a consommé 3 Paquet Petit de Thé en sachet, cette quantité semble anormale pour une consommation des 7 derniers jours.Prière de corriger ou de confirmer avec le QG. Avertissement!! le prix unitaire (100 Fcfa) de Thé en sachet (unité: Paquet) de taille Petit est très faible ou élevé. Prière de corriger ou de confirmer avec le QG. Incohérence!! Dans ce ménage, chaque individus consomme par jour 73.29191 Kg  de cereale; Prière de revoir les quantités prises de ces produits. Le prix d'achat unitaire (1000 Fcfa) de Sel en Sac (25 Kg) de taille taille unique est très faible, prière de regarder les reponses prises dans les questions s07bq07a s07bq07b s07bq07c s07bq08 pour mieux corriger.</w:t>
       </w:r>
     </w:p>
     <w:p>
@@ -1652,6 +1652,27 @@
         <w:t xml:space="preserve">- La superficie de la parcelle Parcelle tolou khourgui selon les mesures GPS est de 6385.48 hectare qui semble élevé ou faible, prière de corriger. </w:t>
         <w:br/>
         <w:t>- La superficie de la parcelle parcelle champs tolou keurgui selon les mesures GPS est de 7771.24 hectare qui semble élevé ou faible, prière de corriger.</w:t>
+      </w:r>
+    </w:p>
+    <w:p>
+      <w:r>
+        <w:rPr>
+          <w:b/>
+          <w:color w:val="4672C4"/>
+          <w:sz w:val="22"/>
+        </w:rPr>
+        <w:t>&gt;&gt; Section19 - Equipements agricoles</w:t>
+      </w:r>
+    </w:p>
+    <w:p>
+      <w:pPr>
+        <w:ind w:left="283"/>
+      </w:pPr>
+      <w:r>
+        <w:rPr>
+          <w:sz w:val="20"/>
+        </w:rPr>
+        <w:t>- Attention ! Herse a été revendu à 1500 Fcfa qui est relativement élevé par rapport aux autres prix de revente observés dans cette zone. Prière de corriger ou de confirmer avec le QG.</w:t>
       </w:r>
     </w:p>
     <w:p>
@@ -2172,7 +2193,7 @@
         <w:rPr>
           <w:sz w:val="20"/>
         </w:rPr>
-        <w:t>- Attention ! Le prix unitaire d'achat (200 Fcfa) de Manioc en tubercules en Morceau (Portion) (Moyen) est relativement élevé par rapport aux autres prix observés dans cette zone. Prière de corriger ou de confirmer avec le QG. Avertissement!!! Le ménage a consommé 20 Pièce Petit de Caramel, bonbons, confiseries, etc., cette quantité semble anormale pour une consommation des 7 derniers jours.Prière de corriger ou de confirmer avec le QG. Avertissement!!! Le ménage a consommé 5 Paquet Petit de Thé en sachet, cette quantité semble anormale pour une consommation des 7 derniers jours.Prière de corriger ou de confirmer avec le QG. Avertissement!! le prix unitaire (125 Fcfa) de Thé en sachet (unité: Paquet) de taille Petit est très faible ou élevé. Prière de corriger ou de confirmer avec le QG. Incohérence!! Dans ce ménage, chaque individus consomme par jour 18.85417 Kg  de cereale; Prière de revoir les quantités prises de ces produits. Incohérence!! Dans ce ménage, chaque individus consomme par jour 18.85417 Kg  de cereale; Prière de revoir les quantités prises de ces produits. Le prix d'achat unitaire (1000 Fcfa) de Sel en Sac (25 Kg) de taille taille unique est très faible, prière de regarder les reponses prises dans les questions s07bq07a s07bq07b s07bq07c s07bq08 pour mieux corriger.</w:t>
+        <w:t>- Attention ! Le prix unitaire d'achat (200 Fcfa) de Manioc en tubercules en Morceau (Portion) (Moyen) est relativement élevé par rapport aux autres prix observés dans cette zone. Prière de corriger ou de confirmer avec le QG. Attention ! Le prix unitaire d'achat (200 Fcfa) de Poireau en Tas (Moyen) est relativement élevé par rapport aux autres prix observés dans cette zone. Prière de corriger ou de confirmer avec le QG. Attention ! Le prix unitaire d'achat (50 Fcfa) de Jus de fruits type 1 (orange, ananas, bissap, gingembre, jus de cajou, etc.) en Sachets (Petit) est relativement élevé par rapport aux autres prix observés dans cette zone. Prière de corriger ou de confirmer avec le QG. Avertissement!!! Le ménage a consommé 20 Pièce Petit de Caramel, bonbons, confiseries, etc., cette quantité semble anormale pour une consommation des 7 derniers jours.Prière de corriger ou de confirmer avec le QG. Avertissement!!! Le ménage a consommé 5 Paquet Petit de Thé en sachet, cette quantité semble anormale pour une consommation des 7 derniers jours.Prière de corriger ou de confirmer avec le QG. Avertissement!! le prix unitaire (125 Fcfa) de Thé en sachet (unité: Paquet) de taille Petit est très faible ou élevé. Prière de corriger ou de confirmer avec le QG. Incohérence!! Dans ce ménage, chaque individus consomme par jour 31.90774 Kg  de cereale; Prière de revoir les quantités prises de ces produits. Incohérence!! Dans ce ménage, chaque individus consomme par jour 31.90774 Kg  de cereale; Prière de revoir les quantités prises de ces produits. Le prix d'achat unitaire (1000 Fcfa) de Sel en Sac (25 Kg) de taille taille unique est très faible, prière de regarder les reponses prises dans les questions s07bq07a s07bq07b s07bq07c s07bq08 pour mieux corriger.</w:t>
       </w:r>
     </w:p>
     <w:p>
@@ -2277,6 +2298,8 @@
         <w:rPr>
           <w:sz w:val="20"/>
         </w:rPr>
+        <w:t xml:space="preserve">- Attention ! Herse a été revendu à 1500 Fcfa qui est relativement élevé par rapport aux autres prix de revente observés dans cette zone. Prière de corriger ou de confirmer avec le QG. </w:t>
+        <w:br/>
         <w:t>- Avertissement!! Le prix d'achat (125000 FCFA) de Animaux de labour est inférieur aux prix de revente (150000 FCFA), prière de verifier et corriger ou confirmer l'information avec le QG.</w:t>
       </w:r>
     </w:p>
@@ -2715,7 +2738,7 @@
         <w:rPr>
           <w:sz w:val="20"/>
         </w:rPr>
-        <w:t>- Attention ! Le prix unitaire d'achat (1000 Fcfa) de Capitaine frais en Tas (Moyen) est relativement élevé par rapport aux autres prix observés dans cette zone. Prière de corriger ou de confirmer avec le QG. Attention ! Le prix unitaire d'achat (600 Fcfa) de Sucre en poudre  en Sachets (Moyen) est relativement élevé par rapport aux autres prix observés dans cette zone. Prière de corriger ou de confirmer avec le QG. Avertissement!!! Le ménage a consommé 7 Paquet Petit de Thé en sachet, cette quantité semble anormale pour une consommation des 7 derniers jours.Prière de corriger ou de confirmer avec le QG. Avertissement!! le prix unitaire (100 Fcfa) de Thé en sachet (unité: Paquet) de taille Petit est très faible ou élevé. Prière de corriger ou de confirmer avec le QG. Difficile de consommer le Sel en Boite de tomate/Pot Moyen prière de verifier. Incohérence!! Dans ce ménage, chaque individus consomme par jour 32.09306 Kg  de cereale; Prière de revoir les quantités prises de ces produits.</w:t>
+        <w:t>- Attention ! Le prix unitaire d'achat (1000 Fcfa) de Capitaine frais en Tas (Moyen) est relativement élevé par rapport aux autres prix observés dans cette zone. Prière de corriger ou de confirmer avec le QG. Attention ! Le prix unitaire d'achat (33.33333 Fcfa) de Citron en Pièce (Moyen) est relativement faible par rapport aux autres prix observés dans cette zone. Prière de corriger ou de confirmer avec le QG. Attention ! Le prix unitaire d'achat (600 Fcfa) de Sucre en poudre  en Sachets (Moyen) est relativement élevé par rapport aux autres prix observés dans cette zone. Prière de corriger ou de confirmer avec le QG. Avertissement!!! Le ménage a consommé 7 Paquet Petit de Thé en sachet, cette quantité semble anormale pour une consommation des 7 derniers jours.Prière de corriger ou de confirmer avec le QG. Avertissement!! le prix unitaire (100 Fcfa) de Thé en sachet (unité: Paquet) de taille Petit est très faible ou élevé. Prière de corriger ou de confirmer avec le QG. Difficile de consommer le Sel en Boite de tomate/Pot Moyen prière de verifier. Incohérence!! Dans ce ménage, chaque individus consomme par jour 56.73306 Kg  de cereale; Prière de revoir les quantités prises de ces produits.</w:t>
       </w:r>
     </w:p>
     <w:p>
@@ -2803,7 +2826,7 @@
         <w:br/>
         <w:t xml:space="preserve">- Avertissement!! La parcelle a comme nom (parcelle 1 champ ndourdour) qui ne semble pas être un bon nom ou contient des lettres, prière de mettre le vrai nom de la parcelle. La superficie de la parcelle parcelle 1 champ ndourdour selon les mesures GPS est de 613.61 hectare qui semble élevé ou faible, prière de corriger. Le document légal (titre, acte, certificat etc. ) qui affirme votre possession de la parcelle parcelle 1 champ ndourdour est  et semble exister dans les modalités, prière de prendre attache avec le QG pour plus d'explication afin de la classer bien. </w:t>
         <w:br/>
-        <w:t xml:space="preserve">- La quantité d'utilisation de DAP ou d'autres engrais chimiques dans la parcelle parcelle  champ ballaque est de 300 Kilogramme et semble élevé, prière de corriger. La superficie de la parcelle parcelle  champ ballaque selon les mesures GPS est de 3478.92 hectare qui semble élevé ou faible, prière de corriger. Le document légal (titre, acte, certificat etc. ) qui affirme votre possession de la parcelle parcelle  champ ballaque est  et semble exister dans les modalités, prière de prendre attache avec le QG pour plus d'explication afin de la classer bien. </w:t>
+        <w:t xml:space="preserve">- La quantité d'utilisation de DAP ou d'autres engrais chimiques dans la parcelle parcelle  champ ballaque est de 150 Kilogramme et semble élevé, prière de corriger. La superficie de la parcelle parcelle  champ ballaque selon les mesures GPS est de 3478.92 hectare qui semble élevé ou faible, prière de corriger. Le document légal (titre, acte, certificat etc. ) qui affirme votre possession de la parcelle parcelle  champ ballaque est  et semble exister dans les modalités, prière de prendre attache avec le QG pour plus d'explication afin de la classer bien. </w:t>
         <w:br/>
         <w:t>- La superficie de la parcelle parcelle champ balem selon les mesures GPS est de 2847.24 hectare qui semble élevé ou faible, prière de corriger. Le document légal (titre, acte, certificat etc. ) qui affirme votre possession de la parcelle parcelle champ balem est  et semble exister dans les modalités, prière de prendre attache avec le QG pour plus d'explication afin de la classer bien.</w:t>
       </w:r>
@@ -2829,27 +2852,6 @@
         <w:t xml:space="preserve">- La quantité estimée en Kg est incorrecte (Exemple : si le ménage a eu 10 sacs de 100kg = 10*100=1000kg), prière de corriger merci. </w:t>
         <w:br/>
         <w:t>- La quantité estimée en Kg est incorrecte (Exemple : si le ménage a eu 10 sacs de 100kg = 10*100=1000kg), prière de corriger merci.</w:t>
-      </w:r>
-    </w:p>
-    <w:p>
-      <w:r>
-        <w:rPr>
-          <w:b/>
-          <w:color w:val="4672C4"/>
-          <w:sz w:val="22"/>
-        </w:rPr>
-        <w:t>&gt;&gt; Section16d - Utilisation de la production</w:t>
-      </w:r>
-    </w:p>
-    <w:p>
-      <w:pPr>
-        <w:ind w:left="283"/>
-      </w:pPr>
-      <w:r>
-        <w:rPr>
-          <w:sz w:val="20"/>
-        </w:rPr>
-        <w:t>- ||</w:t>
       </w:r>
     </w:p>
     <w:p>
@@ -3446,7 +3448,7 @@
         <w:rPr>
           <w:sz w:val="20"/>
         </w:rPr>
-        <w:t>- Attention ! Le prix unitaire d'achat (100 Fcfa) de Piment frais en Pièce (Moyen) est relativement élevé par rapport aux autres prix observés dans cette zone. Prière de corriger ou de confirmer avec le QG. Attention ! Le prix unitaire d'achat (1000 Fcfa) de Capitaine frais en Tas (Moyen) est relativement élevé par rapport aux autres prix observés dans cette zone. Prière de corriger ou de confirmer avec le QG. Avertissement!! La quantité (4 litre) du produit Huile de soja  consommée  par le ménage semble très élevé, prière de corriger ou confirmer avec le QG. Avertissement!!! Le ménage a consommé 42 Cube Moyen de Cube alimentaire (Maggi, Jumbo, ), cette quantité semble anormale pour une consommation des 7 derniers jours.Prière de corriger ou de confirmer avec le QG. Avertissement!!! Le ménage a consommé 8 Paquet Petit de Thé en sachet, cette quantité semble anormale pour une consommation des 7 derniers jours.Prière de corriger ou de confirmer avec le QG. Avertissement!! le prix unitaire (100 Fcfa) de Thé en sachet (unité: Paquet) de taille Petit est très faible ou élevé. Prière de corriger ou de confirmer avec le QG. Difficile de consommer le Sel en Boite (Autre que la boite/pot de tomate) Moyen prière de verifier. Incohérence!! Dans ce ménage, chaque individus consomme par jour 10.33221 Kg  de cereale; Prière de revoir les quantités prises de ces produits. Incohérence!! Dans ce ménage, chaque individus consomme par jour 10.33221 Kg  de cereale; Prière de revoir les quantités prises de ces produits.</w:t>
+        <w:t>- Attention ! Le prix unitaire d'achat (100 Fcfa) de Piment frais en Pièce (Moyen) est relativement élevé par rapport aux autres prix observés dans cette zone. Prière de corriger ou de confirmer avec le QG. Attention ! Le prix unitaire d'achat (100 Fcfa) de Soumbala (moutarde africaine) en Sachets (Petit) est relativement élevé par rapport aux autres prix observés dans cette zone. Prière de corriger ou de confirmer avec le QG. Attention ! Le prix unitaire d'achat (1000 Fcfa) de Capitaine frais en Tas (Moyen) est relativement élevé par rapport aux autres prix observés dans cette zone. Prière de corriger ou de confirmer avec le QG. Attention ! Le prix unitaire d'achat (700 Fcfa) de Sucre en poudre  en Kg (taille unique) est relativement élevé par rapport aux autres prix observés dans cette zone. Prière de corriger ou de confirmer avec le QG. Avertissement!! La quantité (4 litre) du produit Huile de soja  consommée  par le ménage semble très élevé, prière de corriger ou confirmer avec le QG. Avertissement!!! Le ménage a consommé 42 Cube Moyen de Cube alimentaire (Maggi, Jumbo, ), cette quantité semble anormale pour une consommation des 7 derniers jours.Prière de corriger ou de confirmer avec le QG. Avertissement!!! Le ménage a consommé 8 Paquet Petit de Thé en sachet, cette quantité semble anormale pour une consommation des 7 derniers jours.Prière de corriger ou de confirmer avec le QG. Avertissement!! le prix unitaire (100 Fcfa) de Thé en sachet (unité: Paquet) de taille Petit est très faible ou élevé. Prière de corriger ou de confirmer avec le QG. Difficile de consommer le Sel en Boite (Autre que la boite/pot de tomate) Moyen prière de verifier. Incohérence!! Dans ce ménage, chaque individus consomme par jour 19.58786 Kg  de cereale; Prière de revoir les quantités prises de ces produits. Incohérence!! Dans ce ménage, chaque individus consomme par jour 19.58786 Kg  de cereale; Prière de revoir les quantités prises de ces produits.</w:t>
       </w:r>
     </w:p>
     <w:p>
@@ -4008,7 +4010,7 @@
         <w:rPr>
           <w:sz w:val="20"/>
         </w:rPr>
-        <w:t>- Avertissement!!! Le ménage a consommé 7 Paquet Petit de Thé en sachet, cette quantité semble anormale pour une consommation des 7 derniers jours.Prière de corriger ou de confirmer avec le QG. Avertissement!! le prix unitaire (100 Fcfa) de Thé en sachet (unité: Paquet) de taille Petit est très faible ou élevé. Prière de corriger ou de confirmer avec le QG. Incohérence!! Dans ce ménage, chaque individus consomme par jour 121.3371 Kg  de cereale; Prière de revoir les quantités prises de ces produits. Incohérence!! Dans ce ménage, chaque individus consomme par jour 121.3371 Kg  de cereale; Prière de revoir les quantités prises de ces produits.</w:t>
+        <w:t>- Attention ! Le prix unitaire d'achat (700 Fcfa) de Sucre en poudre  en Kg (taille unique) est relativement élevé par rapport aux autres prix observés dans cette zone. Prière de corriger ou de confirmer avec le QG. Avertissement!!! Le ménage a consommé 7 Paquet Petit de Thé en sachet, cette quantité semble anormale pour une consommation des 7 derniers jours.Prière de corriger ou de confirmer avec le QG. Avertissement!! le prix unitaire (100 Fcfa) de Thé en sachet (unité: Paquet) de taille Petit est très faible ou élevé. Prière de corriger ou de confirmer avec le QG. Incohérence!! Dans ce ménage, chaque individus consomme par jour 196.79 Kg  de cereale; Prière de revoir les quantités prises de ces produits. Incohérence!! Dans ce ménage, chaque individus consomme par jour 196.79 Kg  de cereale; Prière de revoir les quantités prises de ces produits.</w:t>
       </w:r>
     </w:p>
     <w:p>
@@ -4560,7 +4562,7 @@
         <w:rPr>
           <w:sz w:val="20"/>
         </w:rPr>
-        <w:t>- Incohérence!! Dans ce ménage, chaque individus consomme par jour 264.7314 Kg  de cereale; Prière de revoir les quantités prises de ces produits.</w:t>
+        <w:t>- Incohérence!! Dans ce ménage, chaque individus consomme par jour 457.9814 Kg  de cereale; Prière de revoir les quantités prises de ces produits.</w:t>
       </w:r>
     </w:p>
     <w:p>
@@ -5065,7 +5067,7 @@
         <w:br/>
         <w:t xml:space="preserve">- Peu probable! Ndiak Faye  n'arrive pas  à comprendre un petit texte lu dans une langue locale (s02q03). Veuillez corriger ou donner des explications au QG. </w:t>
         <w:br/>
-        <w:t xml:space="preserve">- Peu probable! Ousmane Ndiaye  n'arrive pas  à comprendre un petit texte lu dans une langue locale (s02q03). Veuillez corriger ou donner des explications au QG. Peu probable! Ousmane Ndiaye  ne sait ni lire, ni écrire, ni comprendre dans aucune des langues  (s02q01,s02q02,s02q03). Veuillez corriger ou donner des explications au QG. Peu plausible Ousmane Ndiaye fréquente au minimum le fondamental 1 mais ne sait ni lire ni comprendre la langue française, prière de corriger ou de confirmer avec le QG merci. Attention ! Le frais de scolarité (2000 Fcfa) de Ousmane Ndiaye en 1ére année de Primaire est relativement élevé par rapport aux autres frais de scolarités observés dans cette zone. Prière de corriger ou de confirmer avec le QG. </w:t>
+        <w:t xml:space="preserve">- Peu probable! Ousmane Ndiaye  n'arrive pas  à comprendre un petit texte lu dans une langue locale (s02q03). Veuillez corriger ou donner des explications au QG. Peu probable! Ousmane Ndiaye  ne sait ni lire, ni écrire, ni comprendre dans aucune des langues  (s02q01,s02q02,s02q03). Veuillez corriger ou donner des explications au QG. Peu plausible Ousmane Ndiaye fréquente au minimum le fondamental 1 mais ne sait ni lire ni comprendre la langue française, prière de corriger ou de confirmer avec le QG merci. </w:t>
         <w:br/>
         <w:t xml:space="preserve">- Peu probable! Ousseynou Ndiaye  n'arrive pas  à comprendre un petit texte lu dans une langue locale (s02q03). Veuillez corriger ou donner des explications au QG. Peu probable! Ousseynou Ndiaye  ne sait ni lire, ni écrire, ni comprendre dans aucune des langues  (s02q01,s02q02,s02q03). Veuillez corriger ou donner des explications au QG. La raison principale que Ousseynou Ndiaye n'a pas fait des études dans une école formelle est école coranique et semble exister dans les modalités, prière de prendre attache avec le QG pour plus d'explication afin de la classer bien. </w:t>
         <w:br/>
@@ -5146,7 +5148,7 @@
         <w:rPr>
           <w:sz w:val="20"/>
         </w:rPr>
-        <w:t>- Avertissement!!! Le ménage a consommé 10 Cuillère Petit de Chocolat pâte à tartiner, cette quantité semble anormale pour une consommation des 7 derniers jours.Prière de corriger ou de confirmer avec le QG. Avertissement!!! Le ménage a consommé 25 Pièce Petit de Caramel, bonbons, confiseries, etc., cette quantité semble anormale pour une consommation des 7 derniers jours.Prière de corriger ou de confirmer avec le QG. Avertissement!!! Le ménage a consommé 5 Paquet Petit de Thé en sachet, cette quantité semble anormale pour une consommation des 7 derniers jours.Prière de corriger ou de confirmer avec le QG. Avertissement!! le prix unitaire (125 Fcfa) de Thé en sachet (unité: Paquet) de taille Petit est très faible ou élevé. Prière de corriger ou de confirmer avec le QG. Le prix d'achat unitaire (1000 Fcfa) de Sel en Sac (25 Kg) de taille taille unique est très faible, prière de regarder les reponses prises dans les questions s07bq07a s07bq07b s07bq07c s07bq08 pour mieux corriger.</w:t>
+        <w:t>- Attention ! Le prix unitaire d'achat (100 Fcfa) de Arôme (Maggi, Jumbo, etc.) en Sachets industriel (Petit) est relativement élevé par rapport aux autres prix observés dans cette zone. Prière de corriger ou de confirmer avec le QG. Attention ! Le prix unitaire d'achat (20 Fcfa) de Piment frais en Pièce (Petit) est relativement faible par rapport aux autres prix observés dans cette zone. Prière de corriger ou de confirmer avec le QG. Attention ! Soupçons de quantité anormale! Le ménage de SALIOU NDIAYE avec une taille de 13 personnes a consommé 5 Verre ( à thé) en taille unique de Vinaigre de vin qui est relativement élevé comme consommation par rapport à la condition de vie des autres ménages de même taille dans cette zone. Prière de corriger ou de confirmer avec le QG. Avertissement!!! Le ménage a consommé 10 Cuillère Petit de Chocolat pâte à tartiner, cette quantité semble anormale pour une consommation des 7 derniers jours.Prière de corriger ou de confirmer avec le QG. Avertissement!!! Le ménage a consommé 25 Pièce Petit de Caramel, bonbons, confiseries, etc., cette quantité semble anormale pour une consommation des 7 derniers jours.Prière de corriger ou de confirmer avec le QG. Avertissement!!! Le ménage a consommé 5 Paquet Petit de Thé en sachet, cette quantité semble anormale pour une consommation des 7 derniers jours.Prière de corriger ou de confirmer avec le QG. Avertissement!! le prix unitaire (125 Fcfa) de Thé en sachet (unité: Paquet) de taille Petit est très faible ou élevé. Prière de corriger ou de confirmer avec le QG. Le prix d'achat unitaire (1000 Fcfa) de Sel en Sac (25 Kg) de taille taille unique est très faible, prière de regarder les reponses prises dans les questions s07bq07a s07bq07b s07bq07c s07bq08 pour mieux corriger.</w:t>
       </w:r>
     </w:p>
     <w:p>
@@ -5319,6 +5321,29 @@
         <w:t xml:space="preserve">- Le nombre de personnes toutes catégories confondues des main-d'oeuvre non-familiale sur la parcelle parcelle ndilakane au cours de la campagne pour la période des récoltes est de 25 personnes qui semble faible ou élevé. Merci de corriger. Le salaire total payé de toutes catégories confondues par le ménage SALIOU NDIAYE pour la main-d'oeuvre non-familiale sur la parcelle parcelle ndilakane au cours de la campagne pour la période des récoltes est de 0 qui semble élevé ou faible. Merci de corriger. La superficie de la parcelle parcelle ndilakane selon les mesures GPS est de 4564.94 hectare qui semble élevé ou faible, prière de corriger. </w:t>
         <w:br/>
         <w:t>- Le salaire total payé de toutes catégories confondues par le ménage SALIOU NDIAYE pour la main-d'oeuvre non-familiale sur la parcelle parcelle ndiokoum au cours de la campagne pour la période d'entretien du sol (sarclage, etc.) est de 0 qui semble élevé ou faible. Merci de corriger. La superficie de la parcelle parcelle ndiokoum selon les mesures GPS est de 10520.7 hectare qui semble élevé ou faible, prière de corriger.</w:t>
+      </w:r>
+    </w:p>
+    <w:p>
+      <w:r>
+        <w:rPr>
+          <w:b/>
+          <w:color w:val="4672C4"/>
+          <w:sz w:val="22"/>
+        </w:rPr>
+        <w:t>&gt;&gt; Section19 - Equipements agricoles</w:t>
+      </w:r>
+    </w:p>
+    <w:p>
+      <w:pPr>
+        <w:ind w:left="283"/>
+      </w:pPr>
+      <w:r>
+        <w:rPr>
+          <w:sz w:val="20"/>
+        </w:rPr>
+        <w:t xml:space="preserve">- Attention ! Herse a été revendu à 1500 Fcfa qui est relativement élevé par rapport aux autres prix de revente observés dans cette zone. Prière de corriger ou de confirmer avec le QG. </w:t>
+        <w:br/>
+        <w:t>- Attention ! Houe/daba/hilaire a été revendu à 2500 Fcfa qui est relativement élevé par rapport aux autres prix de revente observés dans cette zone. Prière de corriger ou de confirmer avec le QG.</w:t>
       </w:r>
     </w:p>
     <w:p>
@@ -5804,7 +5829,7 @@
         <w:rPr>
           <w:sz w:val="20"/>
         </w:rPr>
-        <w:t>- La dernière fois que vous avez acheté Mâchoiron séchée (Kon) est autre menage et semble exister dans les modalités, prière de prendre attache avec le QG pour plus d'explication afin de la classer bien. Attention ! Le prix unitaire d'achat (200 Fcfa) de Piment frais en Sachets (Moyen) est relativement élevé par rapport aux autres prix observés dans cette zone. Prière de corriger ou de confirmer avec le QG. Attention ! Le prix unitaire d'achat (750 Fcfa) de Capitaine frais en Tas (Moyen) est relativement élevé par rapport aux autres prix observés dans cette zone. Prière de corriger ou de confirmer avec le QG. Difficile de consommer le Sel en Boite de tomate/Pot Moyen prière de verifier. Incohérence!! Dans ce ménage, chaque individus consomme par jour 29.78306 Kg  de cereale; Prière de revoir les quantités prises de ces produits.</w:t>
+        <w:t>- La dernière fois que vous avez acheté Mâchoiron séchée (Kon) est autre menage et semble exister dans les modalités, prière de prendre attache avec le QG pour plus d'explication afin de la classer bien. Attention ! Le prix unitaire d'achat (200 Fcfa) de Piment frais en Sachets (Moyen) est relativement élevé par rapport aux autres prix observés dans cette zone. Prière de corriger ou de confirmer avec le QG. Attention ! Le prix unitaire d'achat (33.33333 Fcfa) de Citron en Pièce (Moyen) est relativement faible par rapport aux autres prix observés dans cette zone. Prière de corriger ou de confirmer avec le QG. Attention ! Le prix unitaire d'achat (750 Fcfa) de Capitaine frais en Tas (Moyen) est relativement élevé par rapport aux autres prix observés dans cette zone. Prière de corriger ou de confirmer avec le QG. Difficile de consommer le Sel en Boite de tomate/Pot Moyen prière de verifier. Incohérence!! Dans ce ménage, chaque individus consomme par jour 58.01266 Kg  de cereale; Prière de revoir les quantités prises de ces produits.</w:t>
       </w:r>
     </w:p>
     <w:p>
@@ -5984,7 +6009,7 @@
         </w:rPr>
         <w:t xml:space="preserve">- Avertissement!! Le prix d'achat (220000 FCFA) de Animaux de labour est inférieur aux prix de revente (300000 FCFA), prière de verifier et corriger ou confirmer l'information avec le QG. </w:t>
         <w:br/>
-        <w:t>- Incohérence!! Le prix de revente de Houe/daba/hilaire dans cette section 19 ne doit pas être égal 0 même si le ménage l'a reçu en cadeau prière de leurs aider à faire une estimation.</w:t>
+        <w:t>- Incohérence!! Le prix de revente de Houe/daba/hilaire dans cette section 19 ne doit pas être égal 0 même si le ménage l'a reçu en cadeau prière de leurs aider à faire une estimation. Attention ! Houe/daba/hilaire a été achété à 4000 Fcfa est relativement élevé par rapport aux autres prix d'achat observés dans cette zone. Prière de corriger ou de confirmer avec le QG.</w:t>
       </w:r>
     </w:p>
     <w:p>
@@ -6374,7 +6399,7 @@
         <w:br/>
         <w:t xml:space="preserve">- Peu probable! awa yatt  n'arrive pas  à comprendre un petit texte lu dans une langue locale (s02q03). Veuillez corriger ou donner des explications au QG. Attention ! Le frais de scolarité (2000 Fcfa) de awa yatt en 5ème année de Primaire est relativement élevé par rapport aux autres frais de scolarités observés dans cette zone. Prière de corriger ou de confirmer avec le QG. </w:t>
         <w:br/>
-        <w:t xml:space="preserve">- Peu probable! dibor amy yatt  n'arrive pas  à comprendre un petit texte lu dans une langue locale (s02q03). Veuillez corriger ou donner des explications au QG. Peu probable! dibor amy yatt  ne sait ni lire, ni écrire, ni comprendre dans aucune des langues  (s02q01,s02q02,s02q03). Veuillez corriger ou donner des explications au QG. Peu plausible dibor amy yatt fréquente au minimum le fondamental 1 mais ne sait ni lire ni comprendre la langue française, prière de corriger ou de confirmer avec le QG merci. Attention ! Le frais de scolarité (2000 Fcfa) de dibor amy yatt en 1ére année de Primaire est relativement élevé par rapport aux autres frais de scolarités observés dans cette zone. Prière de corriger ou de confirmer avec le QG. </w:t>
+        <w:t xml:space="preserve">- Peu probable! dibor amy yatt  n'arrive pas  à comprendre un petit texte lu dans une langue locale (s02q03). Veuillez corriger ou donner des explications au QG. Peu probable! dibor amy yatt  ne sait ni lire, ni écrire, ni comprendre dans aucune des langues  (s02q01,s02q02,s02q03). Veuillez corriger ou donner des explications au QG. Peu plausible dibor amy yatt fréquente au minimum le fondamental 1 mais ne sait ni lire ni comprendre la langue française, prière de corriger ou de confirmer avec le QG merci. </w:t>
         <w:br/>
         <w:t xml:space="preserve">- Peu probable! diodio sene  n'arrive pas  à comprendre un petit texte lu dans une langue locale (s02q03). Veuillez corriger ou donner des explications au QG. Peu probable! diodio sene  ne sait ni lire, ni écrire, ni comprendre dans aucune des langues  (s02q01,s02q02,s02q03). Veuillez corriger ou donner des explications au QG. </w:t>
         <w:br/>
@@ -6478,7 +6503,7 @@
         <w:rPr>
           <w:sz w:val="20"/>
         </w:rPr>
-        <w:t>- Avertissement!!! Le ménage a consommé 3 Paquet Petit de Thé en sachet, cette quantité semble anormale pour une consommation des 7 derniers jours.Prière de corriger ou de confirmer avec le QG. Avertissement!! le prix unitaire (125 Fcfa) de Thé en sachet (unité: Paquet) de taille Petit est très faible ou élevé. Prière de corriger ou de confirmer avec le QG. Difficile de consommer le Sel en Boite de tomate/Pot Moyen prière de verifier. Incohérence!! Dans ce ménage, chaque individus consomme par jour 20.245 Kg  de cereale; Prière de revoir les quantités prises de ces produits.</w:t>
+        <w:t>- Avertissement!!! Le ménage a consommé 3 Paquet Petit de Thé en sachet, cette quantité semble anormale pour une consommation des 7 derniers jours.Prière de corriger ou de confirmer avec le QG. Avertissement!! le prix unitaire (125 Fcfa) de Thé en sachet (unité: Paquet) de taille Petit est très faible ou élevé. Prière de corriger ou de confirmer avec le QG. Difficile de consommer le Sel en Boite de tomate/Pot Moyen prière de verifier. Incohérence!! Dans ce ménage, chaque individus consomme par jour 37.29285 Kg  de cereale; Prière de revoir les quantités prises de ces produits.</w:t>
       </w:r>
     </w:p>
     <w:p>
@@ -7115,7 +7140,7 @@
         <w:rPr>
           <w:sz w:val="20"/>
         </w:rPr>
-        <w:t>- La dernière fois que vous avez acheté Mâchoiron séchée (Kon) est dans autre menage et semble exister dans les modalités, prière de prendre attache avec le QG pour plus d'explication afin de la classer bien.  La dernière fois que vous avez acheté Pâte d'arachide est dans autre menage et semble exister dans les modalités, prière de prendre attache avec le QG pour plus d'explication afin de la classer bien. Attention ! Le prix unitaire d'achat (1000 Fcfa) de Capitaine frais en Tas (Moyen) est relativement élevé par rapport aux autres prix observés dans cette zone. Prière de corriger ou de confirmer avec le QG. Attention ! Le prix unitaire d'achat (19500 Fcfa) de Riz importé parfumé en Sac (50 Kg) (taille unique) est relativement élevé par rapport aux autres prix observés dans cette zone. Prière de corriger ou de confirmer avec le QG. Attention ! Le prix unitaire d'achat (500 Fcfa) de Soumbala (moutarde africaine) en Sachets (Moyen) est relativement élevé par rapport aux autres prix observés dans cette zone. Prière de corriger ou de confirmer avec le QG. Avertissement!!! Le ménage a consommé 0.12 Kg taille unique de Farine de blé locale ou importée, cette quantité semble anormale pour une consommation des 7 derniers jours. prière de corriger ou de confirmer avec le QG. Incohérence!! Dans ce ménage, chaque individus consomme par jour 58.66928 Kg  de cereale; Prière de revoir les quantités prises de ces produits. Attention ! Soupçons de quantité anormale! Le ménage de DIEYNABA BA avec une taille de 4 personnes a consommé .12 Kg en taille unique de Farine de blé locale ou importée qui est relativement élevé comme consommation par rapport à la condition de vie des autres ménages de même taille dans cette zone. Prière de corriger ou de confirmer avec le QG. Avertissement!!! Le ménage a consommé 1 Carton Moyen de Jus de fruits type 2 (Tampico, Pressea,etc.). Difficile de consommer ce produit avec cette unité. Prière de verifier et corriger. Avertissement!!! Le ménage a consommé 12 Cuillère Tres petit de Chocolat pâte à tartiner, cette quantité semble anormale pour une consommation des 7 derniers jours.Prière de corriger ou de confirmer avec le QG. Avertissement!!! Le ménage a consommé 7 Paquet Moyen de Thé en sachet, cette quantité semble anormale pour une consommation des 7 derniers jours.Prière de corriger ou de confirmer avec le QG. Difficile de consommer le Sel en Sachets industriel Petit prière de verifier.</w:t>
+        <w:t>- La dernière fois que vous avez acheté Mâchoiron séchée (Kon) est dans autre menage et semble exister dans les modalités, prière de prendre attache avec le QG pour plus d'explication afin de la classer bien. Attention ! Le prix unitaire d'achat (100 Fcfa) de Pâte d'arachide en Sachets (Moyen) est relativement faible par rapport aux autres prix observés dans cette zone. Prière de corriger ou de confirmer avec le QG.  La dernière fois que vous avez acheté Pâte d'arachide est dans autre menage et semble exister dans les modalités, prière de prendre attache avec le QG pour plus d'explication afin de la classer bien. Attention ! Le prix unitaire d'achat (1000 Fcfa) de Capitaine frais en Tas (Moyen) est relativement élevé par rapport aux autres prix observés dans cette zone. Prière de corriger ou de confirmer avec le QG. Attention ! Le prix unitaire d'achat (19500 Fcfa) de Riz importé parfumé en Sac (50 Kg) (taille unique) est relativement élevé par rapport aux autres prix observés dans cette zone. Prière de corriger ou de confirmer avec le QG. Attention ! Le prix unitaire d'achat (500 Fcfa) de Soumbala (moutarde africaine) en Sachets (Moyen) est relativement élevé par rapport aux autres prix observés dans cette zone. Prière de corriger ou de confirmer avec le QG. Attention ! Soupçons de quantité anormale! Le ménage de DIEYNABA BA avec une taille de 4 personnes a consommé 7 Pièce en Moyen de Poivron frais qui est relativement élevé comme consommation par rapport à la condition de vie des autres ménages de même taille dans cette zone. Prière de corriger ou de confirmer avec le QG. Avertissement!!! Le ménage a consommé 0.12 Kg taille unique de Farine de blé locale ou importée, cette quantité semble anormale pour une consommation des 7 derniers jours. prière de corriger ou de confirmer avec le QG. Incohérence!! Dans ce ménage, chaque individus consomme par jour 151.1557 Kg  de cereale; Prière de revoir les quantités prises de ces produits. Attention ! Soupçons de quantité anormale! Le ménage de DIEYNABA BA avec une taille de 4 personnes a consommé .12 Kg en taille unique de Farine de blé locale ou importée qui est relativement élevé comme consommation par rapport à la condition de vie des autres ménages de même taille dans cette zone. Prière de corriger ou de confirmer avec le QG. Avertissement!!! Le ménage a consommé 1 Carton Moyen de Jus de fruits type 2 (Tampico, Pressea,etc.). Difficile de consommer ce produit avec cette unité. Prière de verifier et corriger. Avertissement!!! Le ménage a consommé 12 Cuillère Tres petit de Chocolat pâte à tartiner, cette quantité semble anormale pour une consommation des 7 derniers jours.Prière de corriger ou de confirmer avec le QG. Avertissement!!! Le ménage a consommé 7 Paquet Moyen de Thé en sachet, cette quantité semble anormale pour une consommation des 7 derniers jours.Prière de corriger ou de confirmer avec le QG. Difficile de consommer le Sel en Sachets industriel Petit prière de verifier.</w:t>
       </w:r>
     </w:p>
     <w:p>
@@ -7633,7 +7658,7 @@
         <w:rPr>
           <w:sz w:val="20"/>
         </w:rPr>
-        <w:t xml:space="preserve">- Peu probable! Daba Ndior  n'arrive pas  à comprendre un petit texte lu dans une langue locale (s02q03). Veuillez corriger ou donner des explications au QG. Attention ! Le frais de scolarité (500 Fcfa) de Daba Ndior en 4ème année de Secondaire 1 (Moyen) Général est relativement faible par rapport aux autres frais de scolarités observés dans cette zone. Prière de corriger ou de confirmer avec le QG. </w:t>
+        <w:t xml:space="preserve">- Peu probable! Daba Ndior  n'arrive pas  à comprendre un petit texte lu dans une langue locale (s02q03). Veuillez corriger ou donner des explications au QG. </w:t>
         <w:br/>
         <w:t xml:space="preserve">- Peu probable! Diouma Sall  n'arrive pas  à comprendre un petit texte lu dans une langue locale (s02q03). Veuillez corriger ou donner des explications au QG. Peu probable! Diouma Sall  ne sait ni lire, ni écrire, ni comprendre dans aucune des langues  (s02q01,s02q02,s02q03). Veuillez corriger ou donner des explications au QG. Peu plausible Diouma Sall fréquente au minimum le fondamental 1 mais ne sait ni lire ni comprendre la langue française, prière de corriger ou de confirmer avec le QG merci. </w:t>
         <w:br/>
@@ -7768,7 +7793,7 @@
         <w:rPr>
           <w:sz w:val="20"/>
         </w:rPr>
-        <w:t>- Attention ! Le prix unitaire d'achat (200 Fcfa) de Poivron frais en Tas (Petit) est relativement élevé par rapport aux autres prix observés dans cette zone. Prière de corriger ou de confirmer avec le QG. Attention ! Le prix unitaire d'achat (2500 Fcfa) de Mâchoiron séchée (Kon) en Kg (taille unique) est relativement élevé par rapport aux autres prix observés dans cette zone. Prière de corriger ou de confirmer avec le QG. Avertissement!!! Le ménage a consommé 6 Paquet Petit de Thé en sachet, cette quantité semble anormale pour une consommation des 7 derniers jours.Prière de corriger ou de confirmer avec le QG. Avertissement!! le prix unitaire (100 Fcfa) de Thé en sachet (unité: Paquet) de taille Petit est très faible ou élevé. Prière de corriger ou de confirmer avec le QG. Incohérence!! Dans ce ménage, chaque individus consomme par jour 16.45407 Kg  de cereale; Prière de revoir les quantités prises de ces produits.</w:t>
+        <w:t>- Attention ! Le prix unitaire d'achat (200 Fcfa) de Poivron frais en Tas (Petit) est relativement élevé par rapport aux autres prix observés dans cette zone. Prière de corriger ou de confirmer avec le QG. Attention ! Le prix unitaire d'achat (250 Fcfa) de Poivre en Sachets (Grand) est relativement faible par rapport aux autres prix observés dans cette zone. Prière de corriger ou de confirmer avec le QG. Attention ! Le prix unitaire d'achat (2500 Fcfa) de Mâchoiron séchée (Kon) en Kg (taille unique) est relativement élevé par rapport aux autres prix observés dans cette zone. Prière de corriger ou de confirmer avec le QG. Avertissement!!! Le ménage a consommé 6 Paquet Petit de Thé en sachet, cette quantité semble anormale pour une consommation des 7 derniers jours.Prière de corriger ou de confirmer avec le QG. Avertissement!! le prix unitaire (100 Fcfa) de Thé en sachet (unité: Paquet) de taille Petit est très faible ou élevé. Prière de corriger ou de confirmer avec le QG. Incohérence!! Dans ce ménage, chaque individus consomme par jour 29.31736 Kg  de cereale; Prière de revoir les quantités prises de ces produits.</w:t>
       </w:r>
     </w:p>
     <w:p>
@@ -7881,6 +7906,8 @@
         <w:rPr>
           <w:sz w:val="20"/>
         </w:rPr>
+        <w:t xml:space="preserve">- Attention ! Houe/daba/hilaire a été revendu à 3000 Fcfa qui est relativement élevé par rapport aux autres prix de revente observés dans cette zone. Prière de corriger ou de confirmer avec le QG. </w:t>
+        <w:br/>
         <w:t>- Avertissement!! Le prix d'achat (120000 FCFA) de Animaux de labour est inférieur aux prix de revente (200000 FCFA), prière de verifier et corriger ou confirmer l'information avec le QG.</w:t>
       </w:r>
     </w:p>
